--- a/pandas/02_데이터프레임_만들기/02_데이터프레임_만들기와_살펴보기_교안.docx
+++ b/pandas/02_데이터프레임_만들기/02_데이터프레임_만들기와_살펴보기_교안.docx
@@ -2763,101 +2763,13 @@
                 <w:rFonts w:ascii="Consolas" w:cs="Consolas" w:eastAsia="맑은 고딕" w:hAnsi="Consolas"/>
                 <w:b w:val="false"/>
                 <w:bCs w:val="false"/>
-                <w:i w:val="false"/>
-                <w:iCs w:val="false"/>
-                <w:color w:val="795E26"/>
-                <w:sz w:val="17"/>
-                <w:szCs w:val="17"/>
-              </w:rPr>
-              <w:t xml:space="preserve">print</w:t>
-            </w:r>
-            <w:r>
-              <w:rPr>
-                <w:rFonts w:ascii="Consolas" w:cs="Consolas" w:eastAsia="맑은 고딕" w:hAnsi="Consolas"/>
-                <w:b w:val="false"/>
-                <w:bCs w:val="false"/>
-                <w:i w:val="false"/>
-                <w:iCs w:val="false"/>
-                <w:color w:val="24292F"/>
-                <w:sz w:val="17"/>
-                <w:szCs w:val="17"/>
-              </w:rPr>
-              <w:t xml:space="preserve">(</w:t>
-            </w:r>
-            <w:r>
-              <w:rPr>
-                <w:rFonts w:ascii="Consolas" w:cs="Consolas" w:eastAsia="맑은 고딕" w:hAnsi="Consolas"/>
-                <w:b w:val="false"/>
-                <w:bCs w:val="false"/>
-                <w:i w:val="false"/>
-                <w:iCs w:val="false"/>
-                <w:color w:val="24292F"/>
-                <w:sz w:val="17"/>
-                <w:szCs w:val="17"/>
-              </w:rPr>
-              <w:t xml:space="preserve">df</w:t>
-            </w:r>
-            <w:r>
-              <w:rPr>
-                <w:rFonts w:ascii="Consolas" w:cs="Consolas" w:eastAsia="맑은 고딕" w:hAnsi="Consolas"/>
-                <w:b w:val="false"/>
-                <w:bCs w:val="false"/>
-                <w:i w:val="false"/>
-                <w:iCs w:val="false"/>
-                <w:color w:val="24292F"/>
-                <w:sz w:val="17"/>
-                <w:szCs w:val="17"/>
-              </w:rPr>
-              <w:t xml:space="preserve">)</w:t>
-            </w:r>
-          </w:p>
-          <w:p>
-            <w:pPr>
-              <w:spacing w:after="0" w:line="252"/>
-            </w:pPr>
-            <w:r>
-              <w:rPr>
-                <w:rFonts w:ascii="Consolas" w:cs="Consolas" w:eastAsia="맑은 고딕" w:hAnsi="Consolas"/>
-                <w:color w:val="A0A0A0"/>
-                <w:sz w:val="17"/>
-                <w:szCs w:val="17"/>
-              </w:rPr>
-              <w:t xml:space="preserve">10  </w:t>
-            </w:r>
-            <w:r>
-              <w:rPr>
-                <w:rFonts w:ascii="Consolas" w:cs="Consolas" w:eastAsia="맑은 고딕" w:hAnsi="Consolas"/>
-                <w:sz w:val="17"/>
-                <w:szCs w:val="17"/>
-              </w:rPr>
-              <w:t xml:space="preserve"> </w:t>
-            </w:r>
-          </w:p>
-          <w:p>
-            <w:pPr>
-              <w:spacing w:after="0" w:line="252"/>
-            </w:pPr>
-            <w:r>
-              <w:rPr>
-                <w:rFonts w:ascii="Consolas" w:cs="Consolas" w:eastAsia="맑은 고딕" w:hAnsi="Consolas"/>
-                <w:color w:val="A0A0A0"/>
-                <w:sz w:val="17"/>
-                <w:szCs w:val="17"/>
-              </w:rPr>
-              <w:t xml:space="preserve">11  </w:t>
-            </w:r>
-            <w:r>
-              <w:rPr>
-                <w:rFonts w:ascii="Consolas" w:cs="Consolas" w:eastAsia="맑은 고딕" w:hAnsi="Consolas"/>
-                <w:b w:val="false"/>
-                <w:bCs w:val="false"/>
                 <w:i/>
                 <w:iCs/>
                 <w:color w:val="6A9955"/>
                 <w:sz w:val="17"/>
                 <w:szCs w:val="17"/>
               </w:rPr>
-              <w:t xml:space="preserve"># 방법 2: 딕셔너리들의 리스트 (한 행씩)</w:t>
+              <w:t xml:space="preserve"># print(df): 왼쪽 0, 1, 2, 3 은 행 번호(인덱스), 위쪽은 열 이름</w:t>
             </w:r>
           </w:p>
           <w:p>
@@ -2871,476 +2783,95 @@
                 <w:sz w:val="17"/>
                 <w:szCs w:val="17"/>
               </w:rPr>
+              <w:t xml:space="preserve">10  </w:t>
+            </w:r>
+            <w:r>
+              <w:rPr>
+                <w:rFonts w:ascii="Consolas" w:cs="Consolas" w:eastAsia="맑은 고딕" w:hAnsi="Consolas"/>
+                <w:b w:val="false"/>
+                <w:bCs w:val="false"/>
+                <w:i w:val="false"/>
+                <w:iCs w:val="false"/>
+                <w:color w:val="795E26"/>
+                <w:sz w:val="17"/>
+                <w:szCs w:val="17"/>
+              </w:rPr>
+              <w:t xml:space="preserve">print</w:t>
+            </w:r>
+            <w:r>
+              <w:rPr>
+                <w:rFonts w:ascii="Consolas" w:cs="Consolas" w:eastAsia="맑은 고딕" w:hAnsi="Consolas"/>
+                <w:b w:val="false"/>
+                <w:bCs w:val="false"/>
+                <w:i w:val="false"/>
+                <w:iCs w:val="false"/>
+                <w:color w:val="24292F"/>
+                <w:sz w:val="17"/>
+                <w:szCs w:val="17"/>
+              </w:rPr>
+              <w:t xml:space="preserve">(</w:t>
+            </w:r>
+            <w:r>
+              <w:rPr>
+                <w:rFonts w:ascii="Consolas" w:cs="Consolas" w:eastAsia="맑은 고딕" w:hAnsi="Consolas"/>
+                <w:b w:val="false"/>
+                <w:bCs w:val="false"/>
+                <w:i w:val="false"/>
+                <w:iCs w:val="false"/>
+                <w:color w:val="24292F"/>
+                <w:sz w:val="17"/>
+                <w:szCs w:val="17"/>
+              </w:rPr>
+              <w:t xml:space="preserve">df</w:t>
+            </w:r>
+            <w:r>
+              <w:rPr>
+                <w:rFonts w:ascii="Consolas" w:cs="Consolas" w:eastAsia="맑은 고딕" w:hAnsi="Consolas"/>
+                <w:b w:val="false"/>
+                <w:bCs w:val="false"/>
+                <w:i w:val="false"/>
+                <w:iCs w:val="false"/>
+                <w:color w:val="24292F"/>
+                <w:sz w:val="17"/>
+                <w:szCs w:val="17"/>
+              </w:rPr>
+              <w:t xml:space="preserve">)</w:t>
+            </w:r>
+          </w:p>
+          <w:p>
+            <w:pPr>
+              <w:spacing w:after="0" w:line="252"/>
+            </w:pPr>
+            <w:r>
+              <w:rPr>
+                <w:rFonts w:ascii="Consolas" w:cs="Consolas" w:eastAsia="맑은 고딕" w:hAnsi="Consolas"/>
+                <w:color w:val="A0A0A0"/>
+                <w:sz w:val="17"/>
+                <w:szCs w:val="17"/>
+              </w:rPr>
+              <w:t xml:space="preserve">11  </w:t>
+            </w:r>
+            <w:r>
+              <w:rPr>
+                <w:rFonts w:ascii="Consolas" w:cs="Consolas" w:eastAsia="맑은 고딕" w:hAnsi="Consolas"/>
+                <w:sz w:val="17"/>
+                <w:szCs w:val="17"/>
+              </w:rPr>
+              <w:t xml:space="preserve"> </w:t>
+            </w:r>
+          </w:p>
+          <w:p>
+            <w:pPr>
+              <w:spacing w:after="0" w:line="252"/>
+            </w:pPr>
+            <w:r>
+              <w:rPr>
+                <w:rFonts w:ascii="Consolas" w:cs="Consolas" w:eastAsia="맑은 고딕" w:hAnsi="Consolas"/>
+                <w:color w:val="A0A0A0"/>
+                <w:sz w:val="17"/>
+                <w:szCs w:val="17"/>
+              </w:rPr>
               <w:t xml:space="preserve">12  </w:t>
-            </w:r>
-            <w:r>
-              <w:rPr>
-                <w:rFonts w:ascii="Consolas" w:cs="Consolas" w:eastAsia="맑은 고딕" w:hAnsi="Consolas"/>
-                <w:b w:val="false"/>
-                <w:bCs w:val="false"/>
-                <w:i w:val="false"/>
-                <w:iCs w:val="false"/>
-                <w:color w:val="24292F"/>
-                <w:sz w:val="17"/>
-                <w:szCs w:val="17"/>
-              </w:rPr>
-              <w:t xml:space="preserve">rows</w:t>
-            </w:r>
-            <w:r>
-              <w:rPr>
-                <w:rFonts w:ascii="Consolas" w:cs="Consolas" w:eastAsia="맑은 고딕" w:hAnsi="Consolas"/>
-                <w:b w:val="false"/>
-                <w:bCs w:val="false"/>
-                <w:i w:val="false"/>
-                <w:iCs w:val="false"/>
-                <w:color w:val="24292F"/>
-                <w:sz w:val="17"/>
-                <w:szCs w:val="17"/>
-              </w:rPr>
-              <w:t xml:space="preserve"> = [</w:t>
-            </w:r>
-          </w:p>
-          <w:p>
-            <w:pPr>
-              <w:spacing w:after="0" w:line="252"/>
-            </w:pPr>
-            <w:r>
-              <w:rPr>
-                <w:rFonts w:ascii="Consolas" w:cs="Consolas" w:eastAsia="맑은 고딕" w:hAnsi="Consolas"/>
-                <w:color w:val="A0A0A0"/>
-                <w:sz w:val="17"/>
-                <w:szCs w:val="17"/>
-              </w:rPr>
-              <w:t xml:space="preserve">13  </w:t>
-            </w:r>
-            <w:r>
-              <w:rPr>
-                <w:rFonts w:ascii="Consolas" w:cs="Consolas" w:eastAsia="맑은 고딕" w:hAnsi="Consolas"/>
-                <w:b w:val="false"/>
-                <w:bCs w:val="false"/>
-                <w:i w:val="false"/>
-                <w:iCs w:val="false"/>
-                <w:color w:val="24292F"/>
-                <w:sz w:val="17"/>
-                <w:szCs w:val="17"/>
-              </w:rPr>
-              <w:t xml:space="preserve">    {</w:t>
-            </w:r>
-            <w:r>
-              <w:rPr>
-                <w:rFonts w:ascii="Consolas" w:cs="Consolas" w:eastAsia="맑은 고딕" w:hAnsi="Consolas"/>
-                <w:b w:val="false"/>
-                <w:bCs w:val="false"/>
-                <w:i w:val="false"/>
-                <w:iCs w:val="false"/>
-                <w:color w:val="A31515"/>
-                <w:sz w:val="17"/>
-                <w:szCs w:val="17"/>
-              </w:rPr>
-              <w:t xml:space="preserve">"name"</w:t>
-            </w:r>
-            <w:r>
-              <w:rPr>
-                <w:rFonts w:ascii="Consolas" w:cs="Consolas" w:eastAsia="맑은 고딕" w:hAnsi="Consolas"/>
-                <w:b w:val="false"/>
-                <w:bCs w:val="false"/>
-                <w:i w:val="false"/>
-                <w:iCs w:val="false"/>
-                <w:color w:val="24292F"/>
-                <w:sz w:val="17"/>
-                <w:szCs w:val="17"/>
-              </w:rPr>
-              <w:t xml:space="preserve">: </w:t>
-            </w:r>
-            <w:r>
-              <w:rPr>
-                <w:rFonts w:ascii="Consolas" w:cs="Consolas" w:eastAsia="맑은 고딕" w:hAnsi="Consolas"/>
-                <w:b w:val="false"/>
-                <w:bCs w:val="false"/>
-                <w:i w:val="false"/>
-                <w:iCs w:val="false"/>
-                <w:color w:val="A31515"/>
-                <w:sz w:val="17"/>
-                <w:szCs w:val="17"/>
-              </w:rPr>
-              <w:t xml:space="preserve">"Kim"</w:t>
-            </w:r>
-            <w:r>
-              <w:rPr>
-                <w:rFonts w:ascii="Consolas" w:cs="Consolas" w:eastAsia="맑은 고딕" w:hAnsi="Consolas"/>
-                <w:b w:val="false"/>
-                <w:bCs w:val="false"/>
-                <w:i w:val="false"/>
-                <w:iCs w:val="false"/>
-                <w:color w:val="24292F"/>
-                <w:sz w:val="17"/>
-                <w:szCs w:val="17"/>
-              </w:rPr>
-              <w:t xml:space="preserve">, </w:t>
-            </w:r>
-            <w:r>
-              <w:rPr>
-                <w:rFonts w:ascii="Consolas" w:cs="Consolas" w:eastAsia="맑은 고딕" w:hAnsi="Consolas"/>
-                <w:b w:val="false"/>
-                <w:bCs w:val="false"/>
-                <w:i w:val="false"/>
-                <w:iCs w:val="false"/>
-                <w:color w:val="A31515"/>
-                <w:sz w:val="17"/>
-                <w:szCs w:val="17"/>
-              </w:rPr>
-              <w:t xml:space="preserve">"score"</w:t>
-            </w:r>
-            <w:r>
-              <w:rPr>
-                <w:rFonts w:ascii="Consolas" w:cs="Consolas" w:eastAsia="맑은 고딕" w:hAnsi="Consolas"/>
-                <w:b w:val="false"/>
-                <w:bCs w:val="false"/>
-                <w:i w:val="false"/>
-                <w:iCs w:val="false"/>
-                <w:color w:val="24292F"/>
-                <w:sz w:val="17"/>
-                <w:szCs w:val="17"/>
-              </w:rPr>
-              <w:t xml:space="preserve">: </w:t>
-            </w:r>
-            <w:r>
-              <w:rPr>
-                <w:rFonts w:ascii="Consolas" w:cs="Consolas" w:eastAsia="맑은 고딕" w:hAnsi="Consolas"/>
-                <w:b w:val="false"/>
-                <w:bCs w:val="false"/>
-                <w:i w:val="false"/>
-                <w:iCs w:val="false"/>
-                <w:color w:val="098658"/>
-                <w:sz w:val="17"/>
-                <w:szCs w:val="17"/>
-              </w:rPr>
-              <w:t xml:space="preserve">90</w:t>
-            </w:r>
-            <w:r>
-              <w:rPr>
-                <w:rFonts w:ascii="Consolas" w:cs="Consolas" w:eastAsia="맑은 고딕" w:hAnsi="Consolas"/>
-                <w:b w:val="false"/>
-                <w:bCs w:val="false"/>
-                <w:i w:val="false"/>
-                <w:iCs w:val="false"/>
-                <w:color w:val="24292F"/>
-                <w:sz w:val="17"/>
-                <w:szCs w:val="17"/>
-              </w:rPr>
-              <w:t xml:space="preserve">},</w:t>
-            </w:r>
-          </w:p>
-          <w:p>
-            <w:pPr>
-              <w:spacing w:after="0" w:line="252"/>
-            </w:pPr>
-            <w:r>
-              <w:rPr>
-                <w:rFonts w:ascii="Consolas" w:cs="Consolas" w:eastAsia="맑은 고딕" w:hAnsi="Consolas"/>
-                <w:color w:val="A0A0A0"/>
-                <w:sz w:val="17"/>
-                <w:szCs w:val="17"/>
-              </w:rPr>
-              <w:t xml:space="preserve">14  </w:t>
-            </w:r>
-            <w:r>
-              <w:rPr>
-                <w:rFonts w:ascii="Consolas" w:cs="Consolas" w:eastAsia="맑은 고딕" w:hAnsi="Consolas"/>
-                <w:b w:val="false"/>
-                <w:bCs w:val="false"/>
-                <w:i w:val="false"/>
-                <w:iCs w:val="false"/>
-                <w:color w:val="24292F"/>
-                <w:sz w:val="17"/>
-                <w:szCs w:val="17"/>
-              </w:rPr>
-              <w:t xml:space="preserve">    {</w:t>
-            </w:r>
-            <w:r>
-              <w:rPr>
-                <w:rFonts w:ascii="Consolas" w:cs="Consolas" w:eastAsia="맑은 고딕" w:hAnsi="Consolas"/>
-                <w:b w:val="false"/>
-                <w:bCs w:val="false"/>
-                <w:i w:val="false"/>
-                <w:iCs w:val="false"/>
-                <w:color w:val="A31515"/>
-                <w:sz w:val="17"/>
-                <w:szCs w:val="17"/>
-              </w:rPr>
-              <w:t xml:space="preserve">"name"</w:t>
-            </w:r>
-            <w:r>
-              <w:rPr>
-                <w:rFonts w:ascii="Consolas" w:cs="Consolas" w:eastAsia="맑은 고딕" w:hAnsi="Consolas"/>
-                <w:b w:val="false"/>
-                <w:bCs w:val="false"/>
-                <w:i w:val="false"/>
-                <w:iCs w:val="false"/>
-                <w:color w:val="24292F"/>
-                <w:sz w:val="17"/>
-                <w:szCs w:val="17"/>
-              </w:rPr>
-              <w:t xml:space="preserve">: </w:t>
-            </w:r>
-            <w:r>
-              <w:rPr>
-                <w:rFonts w:ascii="Consolas" w:cs="Consolas" w:eastAsia="맑은 고딕" w:hAnsi="Consolas"/>
-                <w:b w:val="false"/>
-                <w:bCs w:val="false"/>
-                <w:i w:val="false"/>
-                <w:iCs w:val="false"/>
-                <w:color w:val="A31515"/>
-                <w:sz w:val="17"/>
-                <w:szCs w:val="17"/>
-              </w:rPr>
-              <w:t xml:space="preserve">"Lee"</w:t>
-            </w:r>
-            <w:r>
-              <w:rPr>
-                <w:rFonts w:ascii="Consolas" w:cs="Consolas" w:eastAsia="맑은 고딕" w:hAnsi="Consolas"/>
-                <w:b w:val="false"/>
-                <w:bCs w:val="false"/>
-                <w:i w:val="false"/>
-                <w:iCs w:val="false"/>
-                <w:color w:val="24292F"/>
-                <w:sz w:val="17"/>
-                <w:szCs w:val="17"/>
-              </w:rPr>
-              <w:t xml:space="preserve">, </w:t>
-            </w:r>
-            <w:r>
-              <w:rPr>
-                <w:rFonts w:ascii="Consolas" w:cs="Consolas" w:eastAsia="맑은 고딕" w:hAnsi="Consolas"/>
-                <w:b w:val="false"/>
-                <w:bCs w:val="false"/>
-                <w:i w:val="false"/>
-                <w:iCs w:val="false"/>
-                <w:color w:val="A31515"/>
-                <w:sz w:val="17"/>
-                <w:szCs w:val="17"/>
-              </w:rPr>
-              <w:t xml:space="preserve">"score"</w:t>
-            </w:r>
-            <w:r>
-              <w:rPr>
-                <w:rFonts w:ascii="Consolas" w:cs="Consolas" w:eastAsia="맑은 고딕" w:hAnsi="Consolas"/>
-                <w:b w:val="false"/>
-                <w:bCs w:val="false"/>
-                <w:i w:val="false"/>
-                <w:iCs w:val="false"/>
-                <w:color w:val="24292F"/>
-                <w:sz w:val="17"/>
-                <w:szCs w:val="17"/>
-              </w:rPr>
-              <w:t xml:space="preserve">: </w:t>
-            </w:r>
-            <w:r>
-              <w:rPr>
-                <w:rFonts w:ascii="Consolas" w:cs="Consolas" w:eastAsia="맑은 고딕" w:hAnsi="Consolas"/>
-                <w:b w:val="false"/>
-                <w:bCs w:val="false"/>
-                <w:i w:val="false"/>
-                <w:iCs w:val="false"/>
-                <w:color w:val="098658"/>
-                <w:sz w:val="17"/>
-                <w:szCs w:val="17"/>
-              </w:rPr>
-              <w:t xml:space="preserve">85</w:t>
-            </w:r>
-            <w:r>
-              <w:rPr>
-                <w:rFonts w:ascii="Consolas" w:cs="Consolas" w:eastAsia="맑은 고딕" w:hAnsi="Consolas"/>
-                <w:b w:val="false"/>
-                <w:bCs w:val="false"/>
-                <w:i w:val="false"/>
-                <w:iCs w:val="false"/>
-                <w:color w:val="24292F"/>
-                <w:sz w:val="17"/>
-                <w:szCs w:val="17"/>
-              </w:rPr>
-              <w:t xml:space="preserve">},</w:t>
-            </w:r>
-          </w:p>
-          <w:p>
-            <w:pPr>
-              <w:spacing w:after="0" w:line="252"/>
-            </w:pPr>
-            <w:r>
-              <w:rPr>
-                <w:rFonts w:ascii="Consolas" w:cs="Consolas" w:eastAsia="맑은 고딕" w:hAnsi="Consolas"/>
-                <w:color w:val="A0A0A0"/>
-                <w:sz w:val="17"/>
-                <w:szCs w:val="17"/>
-              </w:rPr>
-              <w:t xml:space="preserve">15  </w:t>
-            </w:r>
-            <w:r>
-              <w:rPr>
-                <w:rFonts w:ascii="Consolas" w:cs="Consolas" w:eastAsia="맑은 고딕" w:hAnsi="Consolas"/>
-                <w:b w:val="false"/>
-                <w:bCs w:val="false"/>
-                <w:i w:val="false"/>
-                <w:iCs w:val="false"/>
-                <w:color w:val="24292F"/>
-                <w:sz w:val="17"/>
-                <w:szCs w:val="17"/>
-              </w:rPr>
-              <w:t xml:space="preserve">]</w:t>
-            </w:r>
-          </w:p>
-          <w:p>
-            <w:pPr>
-              <w:spacing w:after="0" w:line="252"/>
-            </w:pPr>
-            <w:r>
-              <w:rPr>
-                <w:rFonts w:ascii="Consolas" w:cs="Consolas" w:eastAsia="맑은 고딕" w:hAnsi="Consolas"/>
-                <w:color w:val="A0A0A0"/>
-                <w:sz w:val="17"/>
-                <w:szCs w:val="17"/>
-              </w:rPr>
-              <w:t xml:space="preserve">16  </w:t>
-            </w:r>
-            <w:r>
-              <w:rPr>
-                <w:rFonts w:ascii="Consolas" w:cs="Consolas" w:eastAsia="맑은 고딕" w:hAnsi="Consolas"/>
-                <w:b w:val="false"/>
-                <w:bCs w:val="false"/>
-                <w:i w:val="false"/>
-                <w:iCs w:val="false"/>
-                <w:color w:val="795E26"/>
-                <w:sz w:val="17"/>
-                <w:szCs w:val="17"/>
-              </w:rPr>
-              <w:t xml:space="preserve">print</w:t>
-            </w:r>
-            <w:r>
-              <w:rPr>
-                <w:rFonts w:ascii="Consolas" w:cs="Consolas" w:eastAsia="맑은 고딕" w:hAnsi="Consolas"/>
-                <w:b w:val="false"/>
-                <w:bCs w:val="false"/>
-                <w:i w:val="false"/>
-                <w:iCs w:val="false"/>
-                <w:color w:val="24292F"/>
-                <w:sz w:val="17"/>
-                <w:szCs w:val="17"/>
-              </w:rPr>
-              <w:t xml:space="preserve">(</w:t>
-            </w:r>
-            <w:r>
-              <w:rPr>
-                <w:rFonts w:ascii="Consolas" w:cs="Consolas" w:eastAsia="맑은 고딕" w:hAnsi="Consolas"/>
-                <w:b w:val="false"/>
-                <w:bCs w:val="false"/>
-                <w:i w:val="false"/>
-                <w:iCs w:val="false"/>
-                <w:color w:val="24292F"/>
-                <w:sz w:val="17"/>
-                <w:szCs w:val="17"/>
-              </w:rPr>
-              <w:t xml:space="preserve">pd</w:t>
-            </w:r>
-            <w:r>
-              <w:rPr>
-                <w:rFonts w:ascii="Consolas" w:cs="Consolas" w:eastAsia="맑은 고딕" w:hAnsi="Consolas"/>
-                <w:b w:val="false"/>
-                <w:bCs w:val="false"/>
-                <w:i w:val="false"/>
-                <w:iCs w:val="false"/>
-                <w:color w:val="24292F"/>
-                <w:sz w:val="17"/>
-                <w:szCs w:val="17"/>
-              </w:rPr>
-              <w:t xml:space="preserve">.</w:t>
-            </w:r>
-            <w:r>
-              <w:rPr>
-                <w:rFonts w:ascii="Consolas" w:cs="Consolas" w:eastAsia="맑은 고딕" w:hAnsi="Consolas"/>
-                <w:b w:val="false"/>
-                <w:bCs w:val="false"/>
-                <w:i w:val="false"/>
-                <w:iCs w:val="false"/>
-                <w:color w:val="24292F"/>
-                <w:sz w:val="17"/>
-                <w:szCs w:val="17"/>
-              </w:rPr>
-              <w:t xml:space="preserve">DataFrame</w:t>
-            </w:r>
-            <w:r>
-              <w:rPr>
-                <w:rFonts w:ascii="Consolas" w:cs="Consolas" w:eastAsia="맑은 고딕" w:hAnsi="Consolas"/>
-                <w:b w:val="false"/>
-                <w:bCs w:val="false"/>
-                <w:i w:val="false"/>
-                <w:iCs w:val="false"/>
-                <w:color w:val="24292F"/>
-                <w:sz w:val="17"/>
-                <w:szCs w:val="17"/>
-              </w:rPr>
-              <w:t xml:space="preserve">(</w:t>
-            </w:r>
-            <w:r>
-              <w:rPr>
-                <w:rFonts w:ascii="Consolas" w:cs="Consolas" w:eastAsia="맑은 고딕" w:hAnsi="Consolas"/>
-                <w:b w:val="false"/>
-                <w:bCs w:val="false"/>
-                <w:i w:val="false"/>
-                <w:iCs w:val="false"/>
-                <w:color w:val="24292F"/>
-                <w:sz w:val="17"/>
-                <w:szCs w:val="17"/>
-              </w:rPr>
-              <w:t xml:space="preserve">rows</w:t>
-            </w:r>
-            <w:r>
-              <w:rPr>
-                <w:rFonts w:ascii="Consolas" w:cs="Consolas" w:eastAsia="맑은 고딕" w:hAnsi="Consolas"/>
-                <w:b w:val="false"/>
-                <w:bCs w:val="false"/>
-                <w:i w:val="false"/>
-                <w:iCs w:val="false"/>
-                <w:color w:val="24292F"/>
-                <w:sz w:val="17"/>
-                <w:szCs w:val="17"/>
-              </w:rPr>
-              <w:t xml:space="preserve">))</w:t>
-            </w:r>
-          </w:p>
-          <w:p>
-            <w:pPr>
-              <w:spacing w:after="0" w:line="252"/>
-            </w:pPr>
-            <w:r>
-              <w:rPr>
-                <w:rFonts w:ascii="Consolas" w:cs="Consolas" w:eastAsia="맑은 고딕" w:hAnsi="Consolas"/>
-                <w:color w:val="A0A0A0"/>
-                <w:sz w:val="17"/>
-                <w:szCs w:val="17"/>
-              </w:rPr>
-              <w:t xml:space="preserve">17  </w:t>
-            </w:r>
-            <w:r>
-              <w:rPr>
-                <w:rFonts w:ascii="Consolas" w:cs="Consolas" w:eastAsia="맑은 고딕" w:hAnsi="Consolas"/>
-                <w:sz w:val="17"/>
-                <w:szCs w:val="17"/>
-              </w:rPr>
-              <w:t xml:space="preserve"> </w:t>
-            </w:r>
-          </w:p>
-          <w:p>
-            <w:pPr>
-              <w:spacing w:after="0" w:line="252"/>
-            </w:pPr>
-            <w:r>
-              <w:rPr>
-                <w:rFonts w:ascii="Consolas" w:cs="Consolas" w:eastAsia="맑은 고딕" w:hAnsi="Consolas"/>
-                <w:color w:val="A0A0A0"/>
-                <w:sz w:val="17"/>
-                <w:szCs w:val="17"/>
-              </w:rPr>
-              <w:t xml:space="preserve">18  </w:t>
             </w:r>
             <w:r>
               <w:rPr>
@@ -3353,6 +2884,529 @@
                 <w:sz w:val="17"/>
                 <w:szCs w:val="17"/>
               </w:rPr>
+              <w:t xml:space="preserve"># 방법 2: 딕셔너리들의 리스트 (한 행씩)</w:t>
+            </w:r>
+          </w:p>
+          <w:p>
+            <w:pPr>
+              <w:spacing w:after="0" w:line="252"/>
+            </w:pPr>
+            <w:r>
+              <w:rPr>
+                <w:rFonts w:ascii="Consolas" w:cs="Consolas" w:eastAsia="맑은 고딕" w:hAnsi="Consolas"/>
+                <w:color w:val="A0A0A0"/>
+                <w:sz w:val="17"/>
+                <w:szCs w:val="17"/>
+              </w:rPr>
+              <w:t xml:space="preserve">13  </w:t>
+            </w:r>
+            <w:r>
+              <w:rPr>
+                <w:rFonts w:ascii="Consolas" w:cs="Consolas" w:eastAsia="맑은 고딕" w:hAnsi="Consolas"/>
+                <w:b w:val="false"/>
+                <w:bCs w:val="false"/>
+                <w:i/>
+                <w:iCs/>
+                <w:color w:val="6A9955"/>
+                <w:sz w:val="17"/>
+                <w:szCs w:val="17"/>
+              </w:rPr>
+              <w:t xml:space="preserve"># 사전 하나 = 한 행. 키가 열 이름이 돼요</w:t>
+            </w:r>
+          </w:p>
+          <w:p>
+            <w:pPr>
+              <w:spacing w:after="0" w:line="252"/>
+            </w:pPr>
+            <w:r>
+              <w:rPr>
+                <w:rFonts w:ascii="Consolas" w:cs="Consolas" w:eastAsia="맑은 고딕" w:hAnsi="Consolas"/>
+                <w:color w:val="A0A0A0"/>
+                <w:sz w:val="17"/>
+                <w:szCs w:val="17"/>
+              </w:rPr>
+              <w:t xml:space="preserve">14  </w:t>
+            </w:r>
+            <w:r>
+              <w:rPr>
+                <w:rFonts w:ascii="Consolas" w:cs="Consolas" w:eastAsia="맑은 고딕" w:hAnsi="Consolas"/>
+                <w:b w:val="false"/>
+                <w:bCs w:val="false"/>
+                <w:i w:val="false"/>
+                <w:iCs w:val="false"/>
+                <w:color w:val="24292F"/>
+                <w:sz w:val="17"/>
+                <w:szCs w:val="17"/>
+              </w:rPr>
+              <w:t xml:space="preserve">rows</w:t>
+            </w:r>
+            <w:r>
+              <w:rPr>
+                <w:rFonts w:ascii="Consolas" w:cs="Consolas" w:eastAsia="맑은 고딕" w:hAnsi="Consolas"/>
+                <w:b w:val="false"/>
+                <w:bCs w:val="false"/>
+                <w:i w:val="false"/>
+                <w:iCs w:val="false"/>
+                <w:color w:val="24292F"/>
+                <w:sz w:val="17"/>
+                <w:szCs w:val="17"/>
+              </w:rPr>
+              <w:t xml:space="preserve"> = [</w:t>
+            </w:r>
+          </w:p>
+          <w:p>
+            <w:pPr>
+              <w:spacing w:after="0" w:line="252"/>
+            </w:pPr>
+            <w:r>
+              <w:rPr>
+                <w:rFonts w:ascii="Consolas" w:cs="Consolas" w:eastAsia="맑은 고딕" w:hAnsi="Consolas"/>
+                <w:color w:val="A0A0A0"/>
+                <w:sz w:val="17"/>
+                <w:szCs w:val="17"/>
+              </w:rPr>
+              <w:t xml:space="preserve">15  </w:t>
+            </w:r>
+            <w:r>
+              <w:rPr>
+                <w:rFonts w:ascii="Consolas" w:cs="Consolas" w:eastAsia="맑은 고딕" w:hAnsi="Consolas"/>
+                <w:b w:val="false"/>
+                <w:bCs w:val="false"/>
+                <w:i w:val="false"/>
+                <w:iCs w:val="false"/>
+                <w:color w:val="24292F"/>
+                <w:sz w:val="17"/>
+                <w:szCs w:val="17"/>
+              </w:rPr>
+              <w:t xml:space="preserve">    {</w:t>
+            </w:r>
+            <w:r>
+              <w:rPr>
+                <w:rFonts w:ascii="Consolas" w:cs="Consolas" w:eastAsia="맑은 고딕" w:hAnsi="Consolas"/>
+                <w:b w:val="false"/>
+                <w:bCs w:val="false"/>
+                <w:i w:val="false"/>
+                <w:iCs w:val="false"/>
+                <w:color w:val="A31515"/>
+                <w:sz w:val="17"/>
+                <w:szCs w:val="17"/>
+              </w:rPr>
+              <w:t xml:space="preserve">"name"</w:t>
+            </w:r>
+            <w:r>
+              <w:rPr>
+                <w:rFonts w:ascii="Consolas" w:cs="Consolas" w:eastAsia="맑은 고딕" w:hAnsi="Consolas"/>
+                <w:b w:val="false"/>
+                <w:bCs w:val="false"/>
+                <w:i w:val="false"/>
+                <w:iCs w:val="false"/>
+                <w:color w:val="24292F"/>
+                <w:sz w:val="17"/>
+                <w:szCs w:val="17"/>
+              </w:rPr>
+              <w:t xml:space="preserve">: </w:t>
+            </w:r>
+            <w:r>
+              <w:rPr>
+                <w:rFonts w:ascii="Consolas" w:cs="Consolas" w:eastAsia="맑은 고딕" w:hAnsi="Consolas"/>
+                <w:b w:val="false"/>
+                <w:bCs w:val="false"/>
+                <w:i w:val="false"/>
+                <w:iCs w:val="false"/>
+                <w:color w:val="A31515"/>
+                <w:sz w:val="17"/>
+                <w:szCs w:val="17"/>
+              </w:rPr>
+              <w:t xml:space="preserve">"Kim"</w:t>
+            </w:r>
+            <w:r>
+              <w:rPr>
+                <w:rFonts w:ascii="Consolas" w:cs="Consolas" w:eastAsia="맑은 고딕" w:hAnsi="Consolas"/>
+                <w:b w:val="false"/>
+                <w:bCs w:val="false"/>
+                <w:i w:val="false"/>
+                <w:iCs w:val="false"/>
+                <w:color w:val="24292F"/>
+                <w:sz w:val="17"/>
+                <w:szCs w:val="17"/>
+              </w:rPr>
+              <w:t xml:space="preserve">, </w:t>
+            </w:r>
+            <w:r>
+              <w:rPr>
+                <w:rFonts w:ascii="Consolas" w:cs="Consolas" w:eastAsia="맑은 고딕" w:hAnsi="Consolas"/>
+                <w:b w:val="false"/>
+                <w:bCs w:val="false"/>
+                <w:i w:val="false"/>
+                <w:iCs w:val="false"/>
+                <w:color w:val="A31515"/>
+                <w:sz w:val="17"/>
+                <w:szCs w:val="17"/>
+              </w:rPr>
+              <w:t xml:space="preserve">"score"</w:t>
+            </w:r>
+            <w:r>
+              <w:rPr>
+                <w:rFonts w:ascii="Consolas" w:cs="Consolas" w:eastAsia="맑은 고딕" w:hAnsi="Consolas"/>
+                <w:b w:val="false"/>
+                <w:bCs w:val="false"/>
+                <w:i w:val="false"/>
+                <w:iCs w:val="false"/>
+                <w:color w:val="24292F"/>
+                <w:sz w:val="17"/>
+                <w:szCs w:val="17"/>
+              </w:rPr>
+              <w:t xml:space="preserve">: </w:t>
+            </w:r>
+            <w:r>
+              <w:rPr>
+                <w:rFonts w:ascii="Consolas" w:cs="Consolas" w:eastAsia="맑은 고딕" w:hAnsi="Consolas"/>
+                <w:b w:val="false"/>
+                <w:bCs w:val="false"/>
+                <w:i w:val="false"/>
+                <w:iCs w:val="false"/>
+                <w:color w:val="098658"/>
+                <w:sz w:val="17"/>
+                <w:szCs w:val="17"/>
+              </w:rPr>
+              <w:t xml:space="preserve">90</w:t>
+            </w:r>
+            <w:r>
+              <w:rPr>
+                <w:rFonts w:ascii="Consolas" w:cs="Consolas" w:eastAsia="맑은 고딕" w:hAnsi="Consolas"/>
+                <w:b w:val="false"/>
+                <w:bCs w:val="false"/>
+                <w:i w:val="false"/>
+                <w:iCs w:val="false"/>
+                <w:color w:val="24292F"/>
+                <w:sz w:val="17"/>
+                <w:szCs w:val="17"/>
+              </w:rPr>
+              <w:t xml:space="preserve">},</w:t>
+            </w:r>
+          </w:p>
+          <w:p>
+            <w:pPr>
+              <w:spacing w:after="0" w:line="252"/>
+            </w:pPr>
+            <w:r>
+              <w:rPr>
+                <w:rFonts w:ascii="Consolas" w:cs="Consolas" w:eastAsia="맑은 고딕" w:hAnsi="Consolas"/>
+                <w:color w:val="A0A0A0"/>
+                <w:sz w:val="17"/>
+                <w:szCs w:val="17"/>
+              </w:rPr>
+              <w:t xml:space="preserve">16  </w:t>
+            </w:r>
+            <w:r>
+              <w:rPr>
+                <w:rFonts w:ascii="Consolas" w:cs="Consolas" w:eastAsia="맑은 고딕" w:hAnsi="Consolas"/>
+                <w:b w:val="false"/>
+                <w:bCs w:val="false"/>
+                <w:i w:val="false"/>
+                <w:iCs w:val="false"/>
+                <w:color w:val="24292F"/>
+                <w:sz w:val="17"/>
+                <w:szCs w:val="17"/>
+              </w:rPr>
+              <w:t xml:space="preserve">    {</w:t>
+            </w:r>
+            <w:r>
+              <w:rPr>
+                <w:rFonts w:ascii="Consolas" w:cs="Consolas" w:eastAsia="맑은 고딕" w:hAnsi="Consolas"/>
+                <w:b w:val="false"/>
+                <w:bCs w:val="false"/>
+                <w:i w:val="false"/>
+                <w:iCs w:val="false"/>
+                <w:color w:val="A31515"/>
+                <w:sz w:val="17"/>
+                <w:szCs w:val="17"/>
+              </w:rPr>
+              <w:t xml:space="preserve">"name"</w:t>
+            </w:r>
+            <w:r>
+              <w:rPr>
+                <w:rFonts w:ascii="Consolas" w:cs="Consolas" w:eastAsia="맑은 고딕" w:hAnsi="Consolas"/>
+                <w:b w:val="false"/>
+                <w:bCs w:val="false"/>
+                <w:i w:val="false"/>
+                <w:iCs w:val="false"/>
+                <w:color w:val="24292F"/>
+                <w:sz w:val="17"/>
+                <w:szCs w:val="17"/>
+              </w:rPr>
+              <w:t xml:space="preserve">: </w:t>
+            </w:r>
+            <w:r>
+              <w:rPr>
+                <w:rFonts w:ascii="Consolas" w:cs="Consolas" w:eastAsia="맑은 고딕" w:hAnsi="Consolas"/>
+                <w:b w:val="false"/>
+                <w:bCs w:val="false"/>
+                <w:i w:val="false"/>
+                <w:iCs w:val="false"/>
+                <w:color w:val="A31515"/>
+                <w:sz w:val="17"/>
+                <w:szCs w:val="17"/>
+              </w:rPr>
+              <w:t xml:space="preserve">"Lee"</w:t>
+            </w:r>
+            <w:r>
+              <w:rPr>
+                <w:rFonts w:ascii="Consolas" w:cs="Consolas" w:eastAsia="맑은 고딕" w:hAnsi="Consolas"/>
+                <w:b w:val="false"/>
+                <w:bCs w:val="false"/>
+                <w:i w:val="false"/>
+                <w:iCs w:val="false"/>
+                <w:color w:val="24292F"/>
+                <w:sz w:val="17"/>
+                <w:szCs w:val="17"/>
+              </w:rPr>
+              <w:t xml:space="preserve">, </w:t>
+            </w:r>
+            <w:r>
+              <w:rPr>
+                <w:rFonts w:ascii="Consolas" w:cs="Consolas" w:eastAsia="맑은 고딕" w:hAnsi="Consolas"/>
+                <w:b w:val="false"/>
+                <w:bCs w:val="false"/>
+                <w:i w:val="false"/>
+                <w:iCs w:val="false"/>
+                <w:color w:val="A31515"/>
+                <w:sz w:val="17"/>
+                <w:szCs w:val="17"/>
+              </w:rPr>
+              <w:t xml:space="preserve">"score"</w:t>
+            </w:r>
+            <w:r>
+              <w:rPr>
+                <w:rFonts w:ascii="Consolas" w:cs="Consolas" w:eastAsia="맑은 고딕" w:hAnsi="Consolas"/>
+                <w:b w:val="false"/>
+                <w:bCs w:val="false"/>
+                <w:i w:val="false"/>
+                <w:iCs w:val="false"/>
+                <w:color w:val="24292F"/>
+                <w:sz w:val="17"/>
+                <w:szCs w:val="17"/>
+              </w:rPr>
+              <w:t xml:space="preserve">: </w:t>
+            </w:r>
+            <w:r>
+              <w:rPr>
+                <w:rFonts w:ascii="Consolas" w:cs="Consolas" w:eastAsia="맑은 고딕" w:hAnsi="Consolas"/>
+                <w:b w:val="false"/>
+                <w:bCs w:val="false"/>
+                <w:i w:val="false"/>
+                <w:iCs w:val="false"/>
+                <w:color w:val="098658"/>
+                <w:sz w:val="17"/>
+                <w:szCs w:val="17"/>
+              </w:rPr>
+              <w:t xml:space="preserve">85</w:t>
+            </w:r>
+            <w:r>
+              <w:rPr>
+                <w:rFonts w:ascii="Consolas" w:cs="Consolas" w:eastAsia="맑은 고딕" w:hAnsi="Consolas"/>
+                <w:b w:val="false"/>
+                <w:bCs w:val="false"/>
+                <w:i w:val="false"/>
+                <w:iCs w:val="false"/>
+                <w:color w:val="24292F"/>
+                <w:sz w:val="17"/>
+                <w:szCs w:val="17"/>
+              </w:rPr>
+              <w:t xml:space="preserve">},</w:t>
+            </w:r>
+          </w:p>
+          <w:p>
+            <w:pPr>
+              <w:spacing w:after="0" w:line="252"/>
+            </w:pPr>
+            <w:r>
+              <w:rPr>
+                <w:rFonts w:ascii="Consolas" w:cs="Consolas" w:eastAsia="맑은 고딕" w:hAnsi="Consolas"/>
+                <w:color w:val="A0A0A0"/>
+                <w:sz w:val="17"/>
+                <w:szCs w:val="17"/>
+              </w:rPr>
+              <w:t xml:space="preserve">17  </w:t>
+            </w:r>
+            <w:r>
+              <w:rPr>
+                <w:rFonts w:ascii="Consolas" w:cs="Consolas" w:eastAsia="맑은 고딕" w:hAnsi="Consolas"/>
+                <w:b w:val="false"/>
+                <w:bCs w:val="false"/>
+                <w:i w:val="false"/>
+                <w:iCs w:val="false"/>
+                <w:color w:val="24292F"/>
+                <w:sz w:val="17"/>
+                <w:szCs w:val="17"/>
+              </w:rPr>
+              <w:t xml:space="preserve">]</w:t>
+            </w:r>
+          </w:p>
+          <w:p>
+            <w:pPr>
+              <w:spacing w:after="0" w:line="252"/>
+            </w:pPr>
+            <w:r>
+              <w:rPr>
+                <w:rFonts w:ascii="Consolas" w:cs="Consolas" w:eastAsia="맑은 고딕" w:hAnsi="Consolas"/>
+                <w:color w:val="A0A0A0"/>
+                <w:sz w:val="17"/>
+                <w:szCs w:val="17"/>
+              </w:rPr>
+              <w:t xml:space="preserve">18  </w:t>
+            </w:r>
+            <w:r>
+              <w:rPr>
+                <w:rFonts w:ascii="Consolas" w:cs="Consolas" w:eastAsia="맑은 고딕" w:hAnsi="Consolas"/>
+                <w:b w:val="false"/>
+                <w:bCs w:val="false"/>
+                <w:i w:val="false"/>
+                <w:iCs w:val="false"/>
+                <w:color w:val="795E26"/>
+                <w:sz w:val="17"/>
+                <w:szCs w:val="17"/>
+              </w:rPr>
+              <w:t xml:space="preserve">print</w:t>
+            </w:r>
+            <w:r>
+              <w:rPr>
+                <w:rFonts w:ascii="Consolas" w:cs="Consolas" w:eastAsia="맑은 고딕" w:hAnsi="Consolas"/>
+                <w:b w:val="false"/>
+                <w:bCs w:val="false"/>
+                <w:i w:val="false"/>
+                <w:iCs w:val="false"/>
+                <w:color w:val="24292F"/>
+                <w:sz w:val="17"/>
+                <w:szCs w:val="17"/>
+              </w:rPr>
+              <w:t xml:space="preserve">(</w:t>
+            </w:r>
+            <w:r>
+              <w:rPr>
+                <w:rFonts w:ascii="Consolas" w:cs="Consolas" w:eastAsia="맑은 고딕" w:hAnsi="Consolas"/>
+                <w:b w:val="false"/>
+                <w:bCs w:val="false"/>
+                <w:i w:val="false"/>
+                <w:iCs w:val="false"/>
+                <w:color w:val="24292F"/>
+                <w:sz w:val="17"/>
+                <w:szCs w:val="17"/>
+              </w:rPr>
+              <w:t xml:space="preserve">pd</w:t>
+            </w:r>
+            <w:r>
+              <w:rPr>
+                <w:rFonts w:ascii="Consolas" w:cs="Consolas" w:eastAsia="맑은 고딕" w:hAnsi="Consolas"/>
+                <w:b w:val="false"/>
+                <w:bCs w:val="false"/>
+                <w:i w:val="false"/>
+                <w:iCs w:val="false"/>
+                <w:color w:val="24292F"/>
+                <w:sz w:val="17"/>
+                <w:szCs w:val="17"/>
+              </w:rPr>
+              <w:t xml:space="preserve">.</w:t>
+            </w:r>
+            <w:r>
+              <w:rPr>
+                <w:rFonts w:ascii="Consolas" w:cs="Consolas" w:eastAsia="맑은 고딕" w:hAnsi="Consolas"/>
+                <w:b w:val="false"/>
+                <w:bCs w:val="false"/>
+                <w:i w:val="false"/>
+                <w:iCs w:val="false"/>
+                <w:color w:val="24292F"/>
+                <w:sz w:val="17"/>
+                <w:szCs w:val="17"/>
+              </w:rPr>
+              <w:t xml:space="preserve">DataFrame</w:t>
+            </w:r>
+            <w:r>
+              <w:rPr>
+                <w:rFonts w:ascii="Consolas" w:cs="Consolas" w:eastAsia="맑은 고딕" w:hAnsi="Consolas"/>
+                <w:b w:val="false"/>
+                <w:bCs w:val="false"/>
+                <w:i w:val="false"/>
+                <w:iCs w:val="false"/>
+                <w:color w:val="24292F"/>
+                <w:sz w:val="17"/>
+                <w:szCs w:val="17"/>
+              </w:rPr>
+              <w:t xml:space="preserve">(</w:t>
+            </w:r>
+            <w:r>
+              <w:rPr>
+                <w:rFonts w:ascii="Consolas" w:cs="Consolas" w:eastAsia="맑은 고딕" w:hAnsi="Consolas"/>
+                <w:b w:val="false"/>
+                <w:bCs w:val="false"/>
+                <w:i w:val="false"/>
+                <w:iCs w:val="false"/>
+                <w:color w:val="24292F"/>
+                <w:sz w:val="17"/>
+                <w:szCs w:val="17"/>
+              </w:rPr>
+              <w:t xml:space="preserve">rows</w:t>
+            </w:r>
+            <w:r>
+              <w:rPr>
+                <w:rFonts w:ascii="Consolas" w:cs="Consolas" w:eastAsia="맑은 고딕" w:hAnsi="Consolas"/>
+                <w:b w:val="false"/>
+                <w:bCs w:val="false"/>
+                <w:i w:val="false"/>
+                <w:iCs w:val="false"/>
+                <w:color w:val="24292F"/>
+                <w:sz w:val="17"/>
+                <w:szCs w:val="17"/>
+              </w:rPr>
+              <w:t xml:space="preserve">))</w:t>
+            </w:r>
+          </w:p>
+          <w:p>
+            <w:pPr>
+              <w:spacing w:after="0" w:line="252"/>
+            </w:pPr>
+            <w:r>
+              <w:rPr>
+                <w:rFonts w:ascii="Consolas" w:cs="Consolas" w:eastAsia="맑은 고딕" w:hAnsi="Consolas"/>
+                <w:color w:val="A0A0A0"/>
+                <w:sz w:val="17"/>
+                <w:szCs w:val="17"/>
+              </w:rPr>
+              <w:t xml:space="preserve">19  </w:t>
+            </w:r>
+            <w:r>
+              <w:rPr>
+                <w:rFonts w:ascii="Consolas" w:cs="Consolas" w:eastAsia="맑은 고딕" w:hAnsi="Consolas"/>
+                <w:sz w:val="17"/>
+                <w:szCs w:val="17"/>
+              </w:rPr>
+              <w:t xml:space="preserve"> </w:t>
+            </w:r>
+          </w:p>
+          <w:p>
+            <w:pPr>
+              <w:spacing w:after="0" w:line="252"/>
+            </w:pPr>
+            <w:r>
+              <w:rPr>
+                <w:rFonts w:ascii="Consolas" w:cs="Consolas" w:eastAsia="맑은 고딕" w:hAnsi="Consolas"/>
+                <w:color w:val="A0A0A0"/>
+                <w:sz w:val="17"/>
+                <w:szCs w:val="17"/>
+              </w:rPr>
+              <w:t xml:space="preserve">20  </w:t>
+            </w:r>
+            <w:r>
+              <w:rPr>
+                <w:rFonts w:ascii="Consolas" w:cs="Consolas" w:eastAsia="맑은 고딕" w:hAnsi="Consolas"/>
+                <w:b w:val="false"/>
+                <w:bCs w:val="false"/>
+                <w:i/>
+                <w:iCs/>
+                <w:color w:val="6A9955"/>
+                <w:sz w:val="17"/>
+                <w:szCs w:val="17"/>
+              </w:rPr>
               <w:t xml:space="preserve"># 방법 3: 2차원 리스트 + 열 이름</w:t>
             </w:r>
           </w:p>
@@ -3367,7 +3421,34 @@
                 <w:sz w:val="17"/>
                 <w:szCs w:val="17"/>
               </w:rPr>
-              <w:t xml:space="preserve">19  </w:t>
+              <w:t xml:space="preserve">21  </w:t>
+            </w:r>
+            <w:r>
+              <w:rPr>
+                <w:rFonts w:ascii="Consolas" w:cs="Consolas" w:eastAsia="맑은 고딕" w:hAnsi="Consolas"/>
+                <w:b w:val="false"/>
+                <w:bCs w:val="false"/>
+                <w:i/>
+                <w:iCs/>
+                <w:color w:val="6A9955"/>
+                <w:sz w:val="17"/>
+                <w:szCs w:val="17"/>
+              </w:rPr>
+              <w:t xml:space="preserve"># 리스트 안의 리스트 = 행들. 열 이름은 columns= 로 따로 정해 줘요</w:t>
+            </w:r>
+          </w:p>
+          <w:p>
+            <w:pPr>
+              <w:spacing w:after="0" w:line="252"/>
+            </w:pPr>
+            <w:r>
+              <w:rPr>
+                <w:rFonts w:ascii="Consolas" w:cs="Consolas" w:eastAsia="맑은 고딕" w:hAnsi="Consolas"/>
+                <w:color w:val="A0A0A0"/>
+                <w:sz w:val="17"/>
+                <w:szCs w:val="17"/>
+              </w:rPr>
+              <w:t xml:space="preserve">22  </w:t>
             </w:r>
             <w:r>
               <w:rPr>
@@ -3563,7 +3644,7 @@
                 <w:sz w:val="17"/>
                 <w:szCs w:val="17"/>
               </w:rPr>
-              <w:t xml:space="preserve">20  </w:t>
+              <w:t xml:space="preserve">23  </w:t>
             </w:r>
             <w:r>
               <w:rPr>
@@ -4193,7 +4274,7 @@
                 <w:sz w:val="19"/>
                 <w:szCs w:val="19"/>
               </w:rPr>
-              <w:t xml:space="preserve">13</w:t>
+              <w:t xml:space="preserve">15</w:t>
             </w:r>
           </w:p>
         </w:tc>
@@ -4311,7 +4392,7 @@
                 <w:sz w:val="19"/>
                 <w:szCs w:val="19"/>
               </w:rPr>
-              <w:t xml:space="preserve">20</w:t>
+              <w:t xml:space="preserve">23</w:t>
             </w:r>
           </w:p>
         </w:tc>
